--- a/policies/build/sop_record_masters/FMS/Records/FMS.1_Record_04_potable_water_and_electricity_round-the-clock_availability_a.docx
+++ b/policies/build/sop_record_masters/FMS/Records/FMS.1_Record_04_potable_water_and_electricity_round-the-clock_availability_a.docx
@@ -141,7 +141,22 @@
         <w:pStyle w:val="ListParagraph"/>
       </w:pPr>
       <w:r>
-        <w:t>• World Health Organization. (2011). Guidelines for Drinking-water Quality (4th ed.).</w:t>
+        <w:t xml:space="preserve">• </w:t>
+      </w:r>
+      <w:r>
+        <w:t xml:space="preserve">World Health Organization. (2011). </w:t>
+      </w:r>
+      <w:hyperlink r:id="rId9">
+        <w:r>
+          <w:rPr>
+            <w:color w:val="0563C1"/>
+            <w:u w:val="single"/>
+          </w:rPr>
+          <w:t>Guidelines for Drinking-water Quality (4th ed.)</w:t>
+        </w:r>
+      </w:hyperlink>
+      <w:r>
+        <w:t>.</w:t>
       </w:r>
     </w:p>
     <w:p>
@@ -149,7 +164,22 @@
         <w:pStyle w:val="ListParagraph"/>
       </w:pPr>
       <w:r>
-        <w:t>• Coulliette, A. D., &amp; Arduino, M. J. (2015). Hemodialysis and water quality. Seminars in Dialysis, 26(4), 427-438.</w:t>
+        <w:t xml:space="preserve">• </w:t>
+      </w:r>
+      <w:r>
+        <w:t xml:space="preserve">Coulliette, A. D., &amp; Arduino, M. J. (2013). </w:t>
+      </w:r>
+      <w:hyperlink r:id="rId10">
+        <w:r>
+          <w:rPr>
+            <w:color w:val="0563C1"/>
+            <w:u w:val="single"/>
+          </w:rPr>
+          <w:t>Hemodialysis and water quality</w:t>
+        </w:r>
+      </w:hyperlink>
+      <w:r>
+        <w:t>. Seminars in Dialysis, 26(4), 427-438.</w:t>
       </w:r>
     </w:p>
     <w:p/>
